--- a/06_可直接打开的Word版/02_选择题题库__选择题按章节__04_方差分析.docx
+++ b/06_可直接打开的Word版/02_选择题题库__选择题按章节__04_方差分析.docx
@@ -3,11 +3,11 @@
 <w:document xmlns:wpc="http://schemas.microsoft.com/office/word/2010/wordprocessingCanvas" xmlns:mo="http://schemas.microsoft.com/office/mac/office/2008/main" xmlns:mc="http://schemas.openxmlformats.org/markup-compatibility/2006" xmlns:mv="urn:schemas-microsoft-com:mac:vml" xmlns:o="urn:schemas-microsoft-com:office:office" xmlns:r="http://schemas.openxmlformats.org/officeDocument/2006/relationships" xmlns:m="http://schemas.openxmlformats.org/officeDocument/2006/math" xmlns:v="urn:schemas-microsoft-com:vml" xmlns:wp14="http://schemas.microsoft.com/office/word/2010/wordprocessingDrawing" xmlns:wp="http://schemas.openxmlformats.org/drawingml/2006/wordprocessingDrawing" xmlns:w10="urn:schemas-microsoft-com:office:word" xmlns:w="http://schemas.openxmlformats.org/wordprocessingml/2006/main" xmlns:w14="http://schemas.microsoft.com/office/word/2010/wordml" xmlns:wpg="http://schemas.microsoft.com/office/word/2010/wordprocessingGroup" xmlns:wpi="http://schemas.microsoft.com/office/word/2010/wordprocessingInk" xmlns:wne="http://schemas.microsoft.com/office/word/2006/wordml" xmlns:wps="http://schemas.microsoft.com/office/word/2010/wordprocessingShape" mc:Ignorable="w14 wp14">
   <w:body>
     <w:p>
-      <w:pPr>
-        <w:pStyle w:val="Heading1"/>
-      </w:pPr>
       <w:r>
-        <w:t>方差分析</w:t>
+        <w:rPr>
+          <w:rFonts w:ascii="Microsoft YaHei" w:hAnsi="Microsoft YaHei" w:eastAsia="Microsoft YaHei"/>
+        </w:rPr>
+        <w:t>﻿# 方差分析</w:t>
       </w:r>
     </w:p>
     <w:p/>
@@ -15,7 +15,6 @@
       <w:r>
         <w:rPr>
           <w:rFonts w:ascii="Microsoft YaHei" w:hAnsi="Microsoft YaHei" w:eastAsia="Microsoft YaHei"/>
-          <w:sz w:val="22"/>
         </w:rPr>
         <w:t>??: 18</w:t>
       </w:r>
@@ -25,7 +24,6 @@
       <w:r>
         <w:rPr>
           <w:rFonts w:ascii="Microsoft YaHei" w:hAnsi="Microsoft YaHei" w:eastAsia="Microsoft YaHei"/>
-          <w:sz w:val="22"/>
         </w:rPr>
         <w:t>1完全随机设计资料的方差分析中,必然有</w:t>
       </w:r>
@@ -34,7 +32,6 @@
       <w:r>
         <w:rPr>
           <w:rFonts w:ascii="Microsoft YaHei" w:hAnsi="Microsoft YaHei" w:eastAsia="Microsoft YaHei"/>
-          <w:sz w:val="22"/>
         </w:rPr>
         <w:t>A、SS组间 &gt; SS组内</w:t>
       </w:r>
@@ -43,7 +40,6 @@
       <w:r>
         <w:rPr>
           <w:rFonts w:ascii="Microsoft YaHei" w:hAnsi="Microsoft YaHei" w:eastAsia="Microsoft YaHei"/>
-          <w:sz w:val="22"/>
         </w:rPr>
         <w:t>B、MS组间 &gt; MS组内</w:t>
       </w:r>
@@ -52,7 +48,6 @@
       <w:r>
         <w:rPr>
           <w:rFonts w:ascii="Microsoft YaHei" w:hAnsi="Microsoft YaHei" w:eastAsia="Microsoft YaHei"/>
-          <w:sz w:val="22"/>
         </w:rPr>
         <w:t>C、MS总 = MS组间 + MS组内</w:t>
       </w:r>
@@ -61,7 +56,6 @@
       <w:r>
         <w:rPr>
           <w:rFonts w:ascii="Microsoft YaHei" w:hAnsi="Microsoft YaHei" w:eastAsia="Microsoft YaHei"/>
-          <w:sz w:val="22"/>
         </w:rPr>
         <w:t>D、SS总 =SS组间 + SS组内</w:t>
       </w:r>
@@ -70,7 +64,6 @@
       <w:r>
         <w:rPr>
           <w:rFonts w:ascii="Microsoft YaHei" w:hAnsi="Microsoft YaHei" w:eastAsia="Microsoft YaHei"/>
-          <w:sz w:val="22"/>
         </w:rPr>
         <w:t>E、ν组间 &gt; ν组内</w:t>
       </w:r>
@@ -80,7 +73,6 @@
       <w:r>
         <w:rPr>
           <w:rFonts w:ascii="Microsoft YaHei" w:hAnsi="Microsoft YaHei" w:eastAsia="Microsoft YaHei"/>
-          <w:sz w:val="22"/>
         </w:rPr>
         <w:t>2在完全随机设计资料的方差分析中</w:t>
       </w:r>
@@ -89,7 +81,6 @@
       <w:r>
         <w:rPr>
           <w:rFonts w:ascii="Microsoft YaHei" w:hAnsi="Microsoft YaHei" w:eastAsia="Microsoft YaHei"/>
-          <w:sz w:val="22"/>
         </w:rPr>
         <w:t>A、MS组内 &gt; MS误差</w:t>
       </w:r>
@@ -98,7 +89,6 @@
       <w:r>
         <w:rPr>
           <w:rFonts w:ascii="Microsoft YaHei" w:hAnsi="Microsoft YaHei" w:eastAsia="Microsoft YaHei"/>
-          <w:sz w:val="22"/>
         </w:rPr>
         <w:t>B、MS组内 &lt; MS误差</w:t>
       </w:r>
@@ -107,7 +97,6 @@
       <w:r>
         <w:rPr>
           <w:rFonts w:ascii="Microsoft YaHei" w:hAnsi="Microsoft YaHei" w:eastAsia="Microsoft YaHei"/>
-          <w:sz w:val="22"/>
         </w:rPr>
         <w:t>C、MS组内 = MS误差</w:t>
       </w:r>
@@ -116,7 +105,6 @@
       <w:r>
         <w:rPr>
           <w:rFonts w:ascii="Microsoft YaHei" w:hAnsi="Microsoft YaHei" w:eastAsia="Microsoft YaHei"/>
-          <w:sz w:val="22"/>
         </w:rPr>
         <w:t>D、MS组间 = MS误差</w:t>
       </w:r>
@@ -125,7 +113,6 @@
       <w:r>
         <w:rPr>
           <w:rFonts w:ascii="Microsoft YaHei" w:hAnsi="Microsoft YaHei" w:eastAsia="Microsoft YaHei"/>
-          <w:sz w:val="22"/>
         </w:rPr>
         <w:t>E、MS组内 &lt; MS组间</w:t>
       </w:r>
@@ -135,7 +122,6 @@
       <w:r>
         <w:rPr>
           <w:rFonts w:ascii="Microsoft YaHei" w:hAnsi="Microsoft YaHei" w:eastAsia="Microsoft YaHei"/>
-          <w:sz w:val="22"/>
         </w:rPr>
         <w:t>3当组数等于2时,对于同一资料,方差分析结果与t检验结果</w:t>
       </w:r>
@@ -144,7 +130,6 @@
       <w:r>
         <w:rPr>
           <w:rFonts w:ascii="Microsoft YaHei" w:hAnsi="Microsoft YaHei" w:eastAsia="Microsoft YaHei"/>
-          <w:sz w:val="22"/>
         </w:rPr>
         <w:t>A、完全等价且F等于t的平方根</w:t>
       </w:r>
@@ -153,7 +138,6 @@
       <w:r>
         <w:rPr>
           <w:rFonts w:ascii="Microsoft YaHei" w:hAnsi="Microsoft YaHei" w:eastAsia="Microsoft YaHei"/>
-          <w:sz w:val="22"/>
         </w:rPr>
         <w:t>B、方差分析结果更准确</w:t>
       </w:r>
@@ -162,7 +146,6 @@
       <w:r>
         <w:rPr>
           <w:rFonts w:ascii="Microsoft YaHei" w:hAnsi="Microsoft YaHei" w:eastAsia="Microsoft YaHei"/>
-          <w:sz w:val="22"/>
         </w:rPr>
         <w:t>C、t 检验结果更准确</w:t>
       </w:r>
@@ -171,7 +154,6 @@
       <w:r>
         <w:rPr>
           <w:rFonts w:ascii="Microsoft YaHei" w:hAnsi="Microsoft YaHei" w:eastAsia="Microsoft YaHei"/>
-          <w:sz w:val="22"/>
         </w:rPr>
         <w:t>D、完全等价且t等于F的平方根</w:t>
       </w:r>
@@ -180,7 +162,6 @@
       <w:r>
         <w:rPr>
           <w:rFonts w:ascii="Microsoft YaHei" w:hAnsi="Microsoft YaHei" w:eastAsia="Microsoft YaHei"/>
-          <w:sz w:val="22"/>
         </w:rPr>
         <w:t>E、理论上不一致</w:t>
       </w:r>
@@ -190,7 +171,6 @@
       <w:r>
         <w:rPr>
           <w:rFonts w:ascii="Microsoft YaHei" w:hAnsi="Microsoft YaHei" w:eastAsia="Microsoft YaHei"/>
-          <w:sz w:val="22"/>
         </w:rPr>
         <w:t>4完全随机设计的多个样本均数比较的方差分析结果,统计量F值大于检验水准对应的界值,则</w:t>
       </w:r>
@@ -199,7 +179,6 @@
       <w:r>
         <w:rPr>
           <w:rFonts w:ascii="Microsoft YaHei" w:hAnsi="Microsoft YaHei" w:eastAsia="Microsoft YaHei"/>
-          <w:sz w:val="22"/>
         </w:rPr>
         <w:t>A、各总体均数不等或不全相等</w:t>
       </w:r>
@@ -208,7 +187,6 @@
       <w:r>
         <w:rPr>
           <w:rFonts w:ascii="Microsoft YaHei" w:hAnsi="Microsoft YaHei" w:eastAsia="Microsoft YaHei"/>
-          <w:sz w:val="22"/>
         </w:rPr>
         <w:t>B、各总体均数都不相等</w:t>
       </w:r>
@@ -217,7 +195,6 @@
       <w:r>
         <w:rPr>
           <w:rFonts w:ascii="Microsoft YaHei" w:hAnsi="Microsoft YaHei" w:eastAsia="Microsoft YaHei"/>
-          <w:sz w:val="22"/>
         </w:rPr>
         <w:t>C、各样本均数都不相等</w:t>
       </w:r>
@@ -226,7 +203,6 @@
       <w:r>
         <w:rPr>
           <w:rFonts w:ascii="Microsoft YaHei" w:hAnsi="Microsoft YaHei" w:eastAsia="Microsoft YaHei"/>
-          <w:sz w:val="22"/>
         </w:rPr>
         <w:t>D、各样本均数间差别无统计学意义</w:t>
       </w:r>
@@ -235,7 +211,6 @@
       <w:r>
         <w:rPr>
           <w:rFonts w:ascii="Microsoft YaHei" w:hAnsi="Microsoft YaHei" w:eastAsia="Microsoft YaHei"/>
-          <w:sz w:val="22"/>
         </w:rPr>
         <w:t>E、各总体方差不等</w:t>
       </w:r>
@@ -245,7 +220,6 @@
       <w:r>
         <w:rPr>
           <w:rFonts w:ascii="Microsoft YaHei" w:hAnsi="Microsoft YaHei" w:eastAsia="Microsoft YaHei"/>
-          <w:sz w:val="22"/>
         </w:rPr>
         <w:t>5完全随机设计方差分析中有</w:t>
       </w:r>
@@ -254,7 +228,6 @@
       <w:r>
         <w:rPr>
           <w:rFonts w:ascii="Microsoft YaHei" w:hAnsi="Microsoft YaHei" w:eastAsia="Microsoft YaHei"/>
-          <w:sz w:val="22"/>
         </w:rPr>
         <w:t>A、SS组间不会小于SS组内</w:t>
       </w:r>
@@ -263,7 +236,6 @@
       <w:r>
         <w:rPr>
           <w:rFonts w:ascii="Microsoft YaHei" w:hAnsi="Microsoft YaHei" w:eastAsia="Microsoft YaHei"/>
-          <w:sz w:val="22"/>
         </w:rPr>
         <w:t>B、MS组间不会小于MS组内</w:t>
       </w:r>
@@ -272,7 +244,6 @@
       <w:r>
         <w:rPr>
           <w:rFonts w:ascii="Microsoft YaHei" w:hAnsi="Microsoft YaHei" w:eastAsia="Microsoft YaHei"/>
-          <w:sz w:val="22"/>
         </w:rPr>
         <w:t>C、F值不会小于1</w:t>
       </w:r>
@@ -281,7 +252,6 @@
       <w:r>
         <w:rPr>
           <w:rFonts w:ascii="Microsoft YaHei" w:hAnsi="Microsoft YaHei" w:eastAsia="Microsoft YaHei"/>
-          <w:sz w:val="22"/>
         </w:rPr>
         <w:t>D、F值不会是负数</w:t>
       </w:r>
@@ -290,7 +260,6 @@
       <w:r>
         <w:rPr>
           <w:rFonts w:ascii="Microsoft YaHei" w:hAnsi="Microsoft YaHei" w:eastAsia="Microsoft YaHei"/>
-          <w:sz w:val="22"/>
         </w:rPr>
         <w:t>E、F值大于1</w:t>
       </w:r>
@@ -300,7 +269,6 @@
       <w:r>
         <w:rPr>
           <w:rFonts w:ascii="Microsoft YaHei" w:hAnsi="Microsoft YaHei" w:eastAsia="Microsoft YaHei"/>
-          <w:sz w:val="22"/>
         </w:rPr>
         <w:t>6完全随机设计方差分析中的组间均方</w:t>
       </w:r>
@@ -309,7 +277,6 @@
       <w:r>
         <w:rPr>
           <w:rFonts w:ascii="Microsoft YaHei" w:hAnsi="Microsoft YaHei" w:eastAsia="Microsoft YaHei"/>
-          <w:sz w:val="22"/>
         </w:rPr>
         <w:t>A、表示抽样误差大小</w:t>
       </w:r>
@@ -318,7 +285,6 @@
       <w:r>
         <w:rPr>
           <w:rFonts w:ascii="Microsoft YaHei" w:hAnsi="Microsoft YaHei" w:eastAsia="Microsoft YaHei"/>
-          <w:sz w:val="22"/>
         </w:rPr>
         <w:t>B、表示某处理因素的效应作用大小</w:t>
       </w:r>
@@ -327,7 +293,6 @@
       <w:r>
         <w:rPr>
           <w:rFonts w:ascii="Microsoft YaHei" w:hAnsi="Microsoft YaHei" w:eastAsia="Microsoft YaHei"/>
-          <w:sz w:val="22"/>
         </w:rPr>
         <w:t>C、表示某处理因素的效应和随机误差两者综合的结果</w:t>
       </w:r>
@@ -336,7 +301,6 @@
       <w:r>
         <w:rPr>
           <w:rFonts w:ascii="Microsoft YaHei" w:hAnsi="Microsoft YaHei" w:eastAsia="Microsoft YaHei"/>
-          <w:sz w:val="22"/>
         </w:rPr>
         <w:t>D、表示N个数据的离散程度</w:t>
       </w:r>
@@ -345,7 +309,6 @@
       <w:r>
         <w:rPr>
           <w:rFonts w:ascii="Microsoft YaHei" w:hAnsi="Microsoft YaHei" w:eastAsia="Microsoft YaHei"/>
-          <w:sz w:val="22"/>
         </w:rPr>
         <w:t>E、表示随机因素的效应大小</w:t>
       </w:r>
@@ -355,7 +318,6 @@
       <w:r>
         <w:rPr>
           <w:rFonts w:ascii="Microsoft YaHei" w:hAnsi="Microsoft YaHei" w:eastAsia="Microsoft YaHei"/>
-          <w:sz w:val="22"/>
         </w:rPr>
         <w:t>7 k个组方差齐性检验P&lt;0.01(α=0.10),可认为</w:t>
       </w:r>
@@ -364,7 +326,6 @@
       <w:r>
         <w:rPr>
           <w:rFonts w:ascii="Microsoft YaHei" w:hAnsi="Microsoft YaHei" w:eastAsia="Microsoft YaHei"/>
-          <w:sz w:val="22"/>
         </w:rPr>
         <w:t>A、各总体方差肯定相等</w:t>
       </w:r>
@@ -373,7 +334,6 @@
       <w:r>
         <w:rPr>
           <w:rFonts w:ascii="Microsoft YaHei" w:hAnsi="Microsoft YaHei" w:eastAsia="Microsoft YaHei"/>
-          <w:sz w:val="22"/>
         </w:rPr>
         <w:t>B、各总体方差肯定不等</w:t>
       </w:r>
@@ -382,7 +342,6 @@
       <w:r>
         <w:rPr>
           <w:rFonts w:ascii="Microsoft YaHei" w:hAnsi="Microsoft YaHei" w:eastAsia="Microsoft YaHei"/>
-          <w:sz w:val="22"/>
         </w:rPr>
         <w:t>C、各总体方差相等</w:t>
       </w:r>
@@ -391,7 +350,6 @@
       <w:r>
         <w:rPr>
           <w:rFonts w:ascii="Microsoft YaHei" w:hAnsi="Microsoft YaHei" w:eastAsia="Microsoft YaHei"/>
-          <w:sz w:val="22"/>
         </w:rPr>
         <w:t>D、各总体方差全不相等</w:t>
       </w:r>
@@ -400,7 +358,6 @@
       <w:r>
         <w:rPr>
           <w:rFonts w:ascii="Microsoft YaHei" w:hAnsi="Microsoft YaHei" w:eastAsia="Microsoft YaHei"/>
-          <w:sz w:val="22"/>
         </w:rPr>
         <w:t>E、各总体方差不等或不全相等</w:t>
       </w:r>
@@ -410,7 +367,6 @@
       <w:r>
         <w:rPr>
           <w:rFonts w:ascii="Microsoft YaHei" w:hAnsi="Microsoft YaHei" w:eastAsia="Microsoft YaHei"/>
-          <w:sz w:val="22"/>
         </w:rPr>
         <w:t>8方差分析可用于_______关系的分析</w:t>
       </w:r>
@@ -419,7 +375,6 @@
       <w:r>
         <w:rPr>
           <w:rFonts w:ascii="Microsoft YaHei" w:hAnsi="Microsoft YaHei" w:eastAsia="Microsoft YaHei"/>
-          <w:sz w:val="22"/>
         </w:rPr>
         <w:t>A、年龄（岁）和血压（mmHg）</w:t>
       </w:r>
@@ -428,7 +383,6 @@
       <w:r>
         <w:rPr>
           <w:rFonts w:ascii="Microsoft YaHei" w:hAnsi="Microsoft YaHei" w:eastAsia="Microsoft YaHei"/>
-          <w:sz w:val="22"/>
         </w:rPr>
         <w:t>B、年龄（岁）和血红蛋白（g）含量</w:t>
       </w:r>
@@ -437,7 +391,6 @@
       <w:r>
         <w:rPr>
           <w:rFonts w:ascii="Microsoft YaHei" w:hAnsi="Microsoft YaHei" w:eastAsia="Microsoft YaHei"/>
-          <w:sz w:val="22"/>
         </w:rPr>
         <w:t>C、职业和血型</w:t>
       </w:r>
@@ -446,7 +399,6 @@
       <w:r>
         <w:rPr>
           <w:rFonts w:ascii="Microsoft YaHei" w:hAnsi="Microsoft YaHei" w:eastAsia="Microsoft YaHei"/>
-          <w:sz w:val="22"/>
         </w:rPr>
         <w:t>D、产妇年龄（岁）和难产</w:t>
       </w:r>
@@ -455,7 +407,6 @@
       <w:r>
         <w:rPr>
           <w:rFonts w:ascii="Microsoft YaHei" w:hAnsi="Microsoft YaHei" w:eastAsia="Microsoft YaHei"/>
-          <w:sz w:val="22"/>
         </w:rPr>
         <w:t>E、职业与肺癌</w:t>
       </w:r>
@@ -465,7 +416,6 @@
       <w:r>
         <w:rPr>
           <w:rFonts w:ascii="Microsoft YaHei" w:hAnsi="Microsoft YaHei" w:eastAsia="Microsoft YaHei"/>
-          <w:sz w:val="22"/>
         </w:rPr>
         <w:t>9方差分析的应用条件之一是方差齐性,所谓方差齐性是指</w:t>
       </w:r>
@@ -474,7 +424,6 @@
       <w:r>
         <w:rPr>
           <w:rFonts w:ascii="Microsoft YaHei" w:hAnsi="Microsoft YaHei" w:eastAsia="Microsoft YaHei"/>
-          <w:sz w:val="22"/>
         </w:rPr>
         <w:t>A、各比较组的样本方差相等</w:t>
       </w:r>
@@ -483,7 +432,6 @@
       <w:r>
         <w:rPr>
           <w:rFonts w:ascii="Microsoft YaHei" w:hAnsi="Microsoft YaHei" w:eastAsia="Microsoft YaHei"/>
-          <w:sz w:val="22"/>
         </w:rPr>
         <w:t>B、组内方差=组间方差</w:t>
       </w:r>
@@ -492,7 +440,6 @@
       <w:r>
         <w:rPr>
           <w:rFonts w:ascii="Microsoft YaHei" w:hAnsi="Microsoft YaHei" w:eastAsia="Microsoft YaHei"/>
-          <w:sz w:val="22"/>
         </w:rPr>
         <w:t>C、各比较组的总体方差相等</w:t>
       </w:r>
@@ -501,7 +448,6 @@
       <w:r>
         <w:rPr>
           <w:rFonts w:ascii="Microsoft YaHei" w:hAnsi="Microsoft YaHei" w:eastAsia="Microsoft YaHei"/>
-          <w:sz w:val="22"/>
         </w:rPr>
         <w:t>D、总方差=各组方差之和</w:t>
       </w:r>
@@ -510,7 +456,6 @@
       <w:r>
         <w:rPr>
           <w:rFonts w:ascii="Microsoft YaHei" w:hAnsi="Microsoft YaHei" w:eastAsia="Microsoft YaHei"/>
-          <w:sz w:val="22"/>
         </w:rPr>
         <w:t>E、以上说法都不对</w:t>
       </w:r>
@@ -520,7 +465,6 @@
       <w:r>
         <w:rPr>
           <w:rFonts w:ascii="Microsoft YaHei" w:hAnsi="Microsoft YaHei" w:eastAsia="Microsoft YaHei"/>
-          <w:sz w:val="22"/>
         </w:rPr>
         <w:t>10为研究血型与血红蛋白含量的关系,随机抽查100人的血型与血红蛋白含量后作方差分析,结果P&lt;0.05,则在α=0.05水平上可认为</w:t>
       </w:r>
@@ -529,7 +473,6 @@
       <w:r>
         <w:rPr>
           <w:rFonts w:ascii="Microsoft YaHei" w:hAnsi="Microsoft YaHei" w:eastAsia="Microsoft YaHei"/>
-          <w:sz w:val="22"/>
         </w:rPr>
         <w:t>A、这100人中不同血型者的血红蛋白含量均数不全相同</w:t>
       </w:r>
@@ -538,7 +481,6 @@
       <w:r>
         <w:rPr>
           <w:rFonts w:ascii="Microsoft YaHei" w:hAnsi="Microsoft YaHei" w:eastAsia="Microsoft YaHei"/>
-          <w:sz w:val="22"/>
         </w:rPr>
         <w:t>B、这100人中不同血型者的血红蛋白含量均数不相同</w:t>
       </w:r>
@@ -547,7 +489,6 @@
       <w:r>
         <w:rPr>
           <w:rFonts w:ascii="Microsoft YaHei" w:hAnsi="Microsoft YaHei" w:eastAsia="Microsoft YaHei"/>
-          <w:sz w:val="22"/>
         </w:rPr>
         <w:t>C、不同血型者的血红蛋白含量均数不全相同</w:t>
       </w:r>
@@ -556,7 +497,6 @@
       <w:r>
         <w:rPr>
           <w:rFonts w:ascii="Microsoft YaHei" w:hAnsi="Microsoft YaHei" w:eastAsia="Microsoft YaHei"/>
-          <w:sz w:val="22"/>
         </w:rPr>
         <w:t>D、不同血型者的血红蛋白含量均数都不相同</w:t>
       </w:r>
@@ -565,7 +505,6 @@
       <w:r>
         <w:rPr>
           <w:rFonts w:ascii="Microsoft YaHei" w:hAnsi="Microsoft YaHei" w:eastAsia="Microsoft YaHei"/>
-          <w:sz w:val="22"/>
         </w:rPr>
         <w:t>E、不同血型者的血红蛋白含量无差异</w:t>
       </w:r>
@@ -575,7 +514,6 @@
       <w:r>
         <w:rPr>
           <w:rFonts w:ascii="Microsoft YaHei" w:hAnsi="Microsoft YaHei" w:eastAsia="Microsoft YaHei"/>
-          <w:sz w:val="22"/>
         </w:rPr>
         <w:t>11多个样本均数的比较，如果用两两比较的 t检验，则</w:t>
       </w:r>
@@ -584,7 +522,6 @@
       <w:r>
         <w:rPr>
           <w:rFonts w:ascii="Microsoft YaHei" w:hAnsi="Microsoft YaHei" w:eastAsia="Microsoft YaHei"/>
-          <w:sz w:val="22"/>
         </w:rPr>
         <w:t>A、结果更准确</w:t>
       </w:r>
@@ -593,7 +530,6 @@
       <w:r>
         <w:rPr>
           <w:rFonts w:ascii="Microsoft YaHei" w:hAnsi="Microsoft YaHei" w:eastAsia="Microsoft YaHei"/>
-          <w:sz w:val="22"/>
         </w:rPr>
         <w:t>B、结果更可靠</w:t>
       </w:r>
@@ -602,7 +538,6 @@
       <w:r>
         <w:rPr>
           <w:rFonts w:ascii="Microsoft YaHei" w:hAnsi="Microsoft YaHei" w:eastAsia="Microsoft YaHei"/>
-          <w:sz w:val="22"/>
         </w:rPr>
         <w:t>C、和方差分析结果等价</w:t>
       </w:r>
@@ -611,7 +546,6 @@
       <w:r>
         <w:rPr>
           <w:rFonts w:ascii="Microsoft YaHei" w:hAnsi="Microsoft YaHei" w:eastAsia="Microsoft YaHei"/>
-          <w:sz w:val="22"/>
         </w:rPr>
         <w:t>D、会增大犯Ⅰ类错误的概率</w:t>
       </w:r>
@@ -620,7 +554,6 @@
       <w:r>
         <w:rPr>
           <w:rFonts w:ascii="Microsoft YaHei" w:hAnsi="Microsoft YaHei" w:eastAsia="Microsoft YaHei"/>
-          <w:sz w:val="22"/>
         </w:rPr>
         <w:t>E、会增大犯Ⅱ类错误的概率</w:t>
       </w:r>
@@ -630,7 +563,6 @@
       <w:r>
         <w:rPr>
           <w:rFonts w:ascii="Microsoft YaHei" w:hAnsi="Microsoft YaHei" w:eastAsia="Microsoft YaHei"/>
-          <w:sz w:val="22"/>
         </w:rPr>
         <w:t>12配对设计的计量资料,若满足应用条件,对均数的比较,可选择</w:t>
       </w:r>
@@ -639,7 +571,6 @@
       <w:r>
         <w:rPr>
           <w:rFonts w:ascii="Microsoft YaHei" w:hAnsi="Microsoft YaHei" w:eastAsia="Microsoft YaHei"/>
-          <w:sz w:val="22"/>
         </w:rPr>
         <w:t>A、随机区组设计的方差分析</w:t>
       </w:r>
@@ -648,7 +579,6 @@
       <w:r>
         <w:rPr>
           <w:rFonts w:ascii="Microsoft YaHei" w:hAnsi="Microsoft YaHei" w:eastAsia="Microsoft YaHei"/>
-          <w:sz w:val="22"/>
         </w:rPr>
         <w:t>B、u检验</w:t>
       </w:r>
@@ -657,7 +587,6 @@
       <w:r>
         <w:rPr>
           <w:rFonts w:ascii="Microsoft YaHei" w:hAnsi="Microsoft YaHei" w:eastAsia="Microsoft YaHei"/>
-          <w:sz w:val="22"/>
         </w:rPr>
         <w:t>C、独立样本t检验</w:t>
       </w:r>
@@ -666,7 +595,6 @@
       <w:r>
         <w:rPr>
           <w:rFonts w:ascii="Microsoft YaHei" w:hAnsi="Microsoft YaHei" w:eastAsia="Microsoft YaHei"/>
-          <w:sz w:val="22"/>
         </w:rPr>
         <w:t>D、χ2检验</w:t>
       </w:r>
@@ -675,7 +603,6 @@
       <w:r>
         <w:rPr>
           <w:rFonts w:ascii="Microsoft YaHei" w:hAnsi="Microsoft YaHei" w:eastAsia="Microsoft YaHei"/>
-          <w:sz w:val="22"/>
         </w:rPr>
         <w:t>E、秩和检验</w:t>
       </w:r>
@@ -685,7 +612,6 @@
       <w:r>
         <w:rPr>
           <w:rFonts w:ascii="Microsoft YaHei" w:hAnsi="Microsoft YaHei" w:eastAsia="Microsoft YaHei"/>
-          <w:sz w:val="22"/>
         </w:rPr>
         <w:t>13配伍组设计中,同一配伍组中的各观察个体要求</w:t>
       </w:r>
@@ -694,7 +620,6 @@
       <w:r>
         <w:rPr>
           <w:rFonts w:ascii="Microsoft YaHei" w:hAnsi="Microsoft YaHei" w:eastAsia="Microsoft YaHei"/>
-          <w:sz w:val="22"/>
         </w:rPr>
         <w:t>A、是同一个个体</w:t>
       </w:r>
@@ -703,7 +628,6 @@
       <w:r>
         <w:rPr>
           <w:rFonts w:ascii="Microsoft YaHei" w:hAnsi="Microsoft YaHei" w:eastAsia="Microsoft YaHei"/>
-          <w:sz w:val="22"/>
         </w:rPr>
         <w:t>B、给予相同的处理</w:t>
       </w:r>
@@ -712,7 +636,6 @@
       <w:r>
         <w:rPr>
           <w:rFonts w:ascii="Microsoft YaHei" w:hAnsi="Microsoft YaHei" w:eastAsia="Microsoft YaHei"/>
-          <w:sz w:val="22"/>
         </w:rPr>
         <w:t>C、各因素必须相同</w:t>
       </w:r>
@@ -721,7 +644,6 @@
       <w:r>
         <w:rPr>
           <w:rFonts w:ascii="Microsoft YaHei" w:hAnsi="Microsoft YaHei" w:eastAsia="Microsoft YaHei"/>
-          <w:sz w:val="22"/>
         </w:rPr>
         <w:t>D、相互间的差别越大越好</w:t>
       </w:r>
@@ -730,7 +652,6 @@
       <w:r>
         <w:rPr>
           <w:rFonts w:ascii="Microsoft YaHei" w:hAnsi="Microsoft YaHei" w:eastAsia="Microsoft YaHei"/>
-          <w:sz w:val="22"/>
         </w:rPr>
         <w:t>E、非处理因素相同或相近</w:t>
       </w:r>
@@ -740,7 +661,6 @@
       <w:r>
         <w:rPr>
           <w:rFonts w:ascii="Microsoft YaHei" w:hAnsi="Microsoft YaHei" w:eastAsia="Microsoft YaHei"/>
-          <w:sz w:val="22"/>
         </w:rPr>
         <w:t>14随机区组(或配伍组)设计资料方差分析中,为推断处理因素的效应是否存在,其F值计算时分母自由度为______自由度</w:t>
       </w:r>
@@ -749,7 +669,6 @@
       <w:r>
         <w:rPr>
           <w:rFonts w:ascii="Microsoft YaHei" w:hAnsi="Microsoft YaHei" w:eastAsia="Microsoft YaHei"/>
-          <w:sz w:val="22"/>
         </w:rPr>
         <w:t>A、处理组</w:t>
       </w:r>
@@ -758,7 +677,6 @@
       <w:r>
         <w:rPr>
           <w:rFonts w:ascii="Microsoft YaHei" w:hAnsi="Microsoft YaHei" w:eastAsia="Microsoft YaHei"/>
-          <w:sz w:val="22"/>
         </w:rPr>
         <w:t>B、误差</w:t>
       </w:r>
@@ -767,7 +685,6 @@
       <w:r>
         <w:rPr>
           <w:rFonts w:ascii="Microsoft YaHei" w:hAnsi="Microsoft YaHei" w:eastAsia="Microsoft YaHei"/>
-          <w:sz w:val="22"/>
         </w:rPr>
         <w:t>C、区组</w:t>
       </w:r>
@@ -776,7 +693,6 @@
       <w:r>
         <w:rPr>
           <w:rFonts w:ascii="Microsoft YaHei" w:hAnsi="Microsoft YaHei" w:eastAsia="Microsoft YaHei"/>
-          <w:sz w:val="22"/>
         </w:rPr>
         <w:t>D、总</w:t>
       </w:r>
@@ -785,7 +701,6 @@
       <w:r>
         <w:rPr>
           <w:rFonts w:ascii="Microsoft YaHei" w:hAnsi="Microsoft YaHei" w:eastAsia="Microsoft YaHei"/>
-          <w:sz w:val="22"/>
         </w:rPr>
         <w:t>E、以上都不是</w:t>
       </w:r>
@@ -795,7 +710,6 @@
       <w:r>
         <w:rPr>
           <w:rFonts w:ascii="Microsoft YaHei" w:hAnsi="Microsoft YaHei" w:eastAsia="Microsoft YaHei"/>
-          <w:sz w:val="22"/>
         </w:rPr>
         <w:t>15随机区组设计资料的方差分析与完全随机设计相比，错误的是</w:t>
       </w:r>
@@ -804,7 +718,6 @@
       <w:r>
         <w:rPr>
           <w:rFonts w:ascii="Microsoft YaHei" w:hAnsi="Microsoft YaHei" w:eastAsia="Microsoft YaHei"/>
-          <w:sz w:val="22"/>
         </w:rPr>
         <w:t>A、都可以用于多个样本均数的比较</w:t>
       </w:r>
@@ -813,7 +726,6 @@
       <w:r>
         <w:rPr>
           <w:rFonts w:ascii="Microsoft YaHei" w:hAnsi="Microsoft YaHei" w:eastAsia="Microsoft YaHei"/>
-          <w:sz w:val="22"/>
         </w:rPr>
         <w:t>B、研究因素都只有一个</w:t>
       </w:r>
@@ -822,7 +734,6 @@
       <w:r>
         <w:rPr>
           <w:rFonts w:ascii="Microsoft YaHei" w:hAnsi="Microsoft YaHei" w:eastAsia="Microsoft YaHei"/>
-          <w:sz w:val="22"/>
         </w:rPr>
         <w:t>C、前者可以减小误差变异</w:t>
       </w:r>
@@ -831,7 +742,6 @@
       <w:r>
         <w:rPr>
           <w:rFonts w:ascii="Microsoft YaHei" w:hAnsi="Microsoft YaHei" w:eastAsia="Microsoft YaHei"/>
-          <w:sz w:val="22"/>
         </w:rPr>
         <w:t>D、前者实施起来更方便</w:t>
       </w:r>
@@ -840,7 +750,6 @@
       <w:r>
         <w:rPr>
           <w:rFonts w:ascii="Microsoft YaHei" w:hAnsi="Microsoft YaHei" w:eastAsia="Microsoft YaHei"/>
-          <w:sz w:val="22"/>
         </w:rPr>
         <w:t>E、前者可以提高检验效能</w:t>
       </w:r>
@@ -850,7 +759,6 @@
       <w:r>
         <w:rPr>
           <w:rFonts w:ascii="Microsoft YaHei" w:hAnsi="Microsoft YaHei" w:eastAsia="Microsoft YaHei"/>
-          <w:sz w:val="22"/>
         </w:rPr>
         <w:t>16关于拉丁方设计错误的是</w:t>
       </w:r>
@@ -859,7 +767,6 @@
       <w:r>
         <w:rPr>
           <w:rFonts w:ascii="Microsoft YaHei" w:hAnsi="Microsoft YaHei" w:eastAsia="Microsoft YaHei"/>
-          <w:sz w:val="22"/>
         </w:rPr>
         <w:t>A、可以控制两个非研究因素的效应</w:t>
       </w:r>
@@ -868,7 +775,6 @@
       <w:r>
         <w:rPr>
           <w:rFonts w:ascii="Microsoft YaHei" w:hAnsi="Microsoft YaHei" w:eastAsia="Microsoft YaHei"/>
-          <w:sz w:val="22"/>
         </w:rPr>
         <w:t>B、可以分析三个因素的效应</w:t>
       </w:r>
@@ -877,7 +783,6 @@
       <w:r>
         <w:rPr>
           <w:rFonts w:ascii="Microsoft YaHei" w:hAnsi="Microsoft YaHei" w:eastAsia="Microsoft YaHei"/>
-          <w:sz w:val="22"/>
         </w:rPr>
         <w:t>C、研究因素只有一个</w:t>
       </w:r>
@@ -886,7 +791,6 @@
       <w:r>
         <w:rPr>
           <w:rFonts w:ascii="Microsoft YaHei" w:hAnsi="Microsoft YaHei" w:eastAsia="Microsoft YaHei"/>
-          <w:sz w:val="22"/>
         </w:rPr>
         <w:t>D、总变异分解为四个部分</w:t>
       </w:r>
@@ -895,7 +799,6 @@
       <w:r>
         <w:rPr>
           <w:rFonts w:ascii="Microsoft YaHei" w:hAnsi="Microsoft YaHei" w:eastAsia="Microsoft YaHei"/>
-          <w:sz w:val="22"/>
         </w:rPr>
         <w:t>E、最多可以计算得到4个统计量F值</w:t>
       </w:r>
@@ -905,7 +808,6 @@
       <w:r>
         <w:rPr>
           <w:rFonts w:ascii="Microsoft YaHei" w:hAnsi="Microsoft YaHei" w:eastAsia="Microsoft YaHei"/>
-          <w:sz w:val="22"/>
         </w:rPr>
         <w:t>17关于两阶段交叉设计错误的是</w:t>
       </w:r>
@@ -914,7 +816,6 @@
       <w:r>
         <w:rPr>
           <w:rFonts w:ascii="Microsoft YaHei" w:hAnsi="Microsoft YaHei" w:eastAsia="Microsoft YaHei"/>
-          <w:sz w:val="22"/>
         </w:rPr>
         <w:t>A、可以控制两个非研究因素的效应</w:t>
       </w:r>
@@ -923,7 +824,6 @@
       <w:r>
         <w:rPr>
           <w:rFonts w:ascii="Microsoft YaHei" w:hAnsi="Microsoft YaHei" w:eastAsia="Microsoft YaHei"/>
-          <w:sz w:val="22"/>
         </w:rPr>
         <w:t>B、可以分析三个因素的效应</w:t>
       </w:r>
@@ -932,7 +832,6 @@
       <w:r>
         <w:rPr>
           <w:rFonts w:ascii="Microsoft YaHei" w:hAnsi="Microsoft YaHei" w:eastAsia="Microsoft YaHei"/>
-          <w:sz w:val="22"/>
         </w:rPr>
         <w:t>C、研究因素只有一个</w:t>
       </w:r>
@@ -941,7 +840,6 @@
       <w:r>
         <w:rPr>
           <w:rFonts w:ascii="Microsoft YaHei" w:hAnsi="Microsoft YaHei" w:eastAsia="Microsoft YaHei"/>
-          <w:sz w:val="22"/>
         </w:rPr>
         <w:t>D、总变异分解为3个部分</w:t>
       </w:r>
@@ -950,7 +848,6 @@
       <w:r>
         <w:rPr>
           <w:rFonts w:ascii="Microsoft YaHei" w:hAnsi="Microsoft YaHei" w:eastAsia="Microsoft YaHei"/>
-          <w:sz w:val="22"/>
         </w:rPr>
         <w:t>E、最多可以计算得到3个统计量F值</w:t>
       </w:r>
@@ -960,7 +857,6 @@
       <w:r>
         <w:rPr>
           <w:rFonts w:ascii="Microsoft YaHei" w:hAnsi="Microsoft YaHei" w:eastAsia="Microsoft YaHei"/>
-          <w:sz w:val="22"/>
         </w:rPr>
         <w:t>18关于交叉设计错误的是</w:t>
       </w:r>
@@ -969,7 +865,6 @@
       <w:r>
         <w:rPr>
           <w:rFonts w:ascii="Microsoft YaHei" w:hAnsi="Microsoft YaHei" w:eastAsia="Microsoft YaHei"/>
-          <w:sz w:val="22"/>
         </w:rPr>
         <w:t>A、可以是多个阶段的交叉设计</w:t>
       </w:r>
@@ -978,7 +873,6 @@
       <w:r>
         <w:rPr>
           <w:rFonts w:ascii="Microsoft YaHei" w:hAnsi="Microsoft YaHei" w:eastAsia="Microsoft YaHei"/>
-          <w:sz w:val="22"/>
         </w:rPr>
         <w:t>B、检验效能比配对设计更高</w:t>
       </w:r>
@@ -987,7 +881,6 @@
       <w:r>
         <w:rPr>
           <w:rFonts w:ascii="Microsoft YaHei" w:hAnsi="Microsoft YaHei" w:eastAsia="Microsoft YaHei"/>
-          <w:sz w:val="22"/>
         </w:rPr>
         <w:t>C、阶段间要安排洗脱期</w:t>
       </w:r>
@@ -996,7 +889,6 @@
       <w:r>
         <w:rPr>
           <w:rFonts w:ascii="Microsoft YaHei" w:hAnsi="Microsoft YaHei" w:eastAsia="Microsoft YaHei"/>
-          <w:sz w:val="22"/>
         </w:rPr>
         <w:t>D、适用于会反复发作的疾病</w:t>
       </w:r>
@@ -1005,7 +897,6 @@
       <w:r>
         <w:rPr>
           <w:rFonts w:ascii="Microsoft YaHei" w:hAnsi="Microsoft YaHei" w:eastAsia="Microsoft YaHei"/>
-          <w:sz w:val="22"/>
         </w:rPr>
         <w:t>E、研究目的是个体间差异的影响</w:t>
       </w:r>
@@ -1385,7 +1276,7 @@
     <w:rsid w:val="00FC693F"/>
     <w:rPr>
       <w:rFonts w:ascii="Microsoft YaHei" w:hAnsi="Microsoft YaHei" w:eastAsia="Microsoft YaHei"/>
-      <w:sz w:val="22"/>
+      <w:sz w:val="21"/>
     </w:rPr>
   </w:style>
   <w:style w:type="paragraph" w:styleId="Header">
